--- a/Knowledge/3-Work knowledge/1-Software Engineering/2-General Technologies/4-Server Management/1-Server Management.docx
+++ b/Knowledge/3-Work knowledge/1-Software Engineering/2-General Technologies/4-Server Management/1-Server Management.docx
@@ -42,7 +42,27 @@
           <w:sz w:val="18"/>
           <w:highlight w:val="lightGray"/>
         </w:rPr>
-        <w:t xml:space="preserve">: Persons Table -&gt; ID Column: 1, Name_En Column: Motasem Essam] -&gt; </w:t>
+        <w:t xml:space="preserve">: Persons Table -&gt; ID Column: 1, </w:t>
+      </w:r>
+      <w:proofErr w:type="spellStart"/>
+      <w:r>
+        <w:rPr>
+          <w:rFonts w:ascii="Arial" w:hAnsi="Arial"/>
+          <w:color w:val="000000"/>
+          <w:sz w:val="18"/>
+          <w:highlight w:val="lightGray"/>
+        </w:rPr>
+        <w:t>Name_En</w:t>
+      </w:r>
+      <w:proofErr w:type="spellEnd"/>
+      <w:r>
+        <w:rPr>
+          <w:rFonts w:ascii="Arial" w:hAnsi="Arial"/>
+          <w:color w:val="000000"/>
+          <w:sz w:val="18"/>
+          <w:highlight w:val="lightGray"/>
+        </w:rPr>
+        <w:t xml:space="preserve"> Column: Motasem Essam] -&gt; </w:t>
       </w:r>
       <w:r>
         <w:rPr>
@@ -98,7 +118,25 @@
           <w:sz w:val="18"/>
           <w:highlight w:val="lightGray"/>
         </w:rPr>
-        <w:t xml:space="preserve"> [5/31/2026]</w:t>
+        <w:t xml:space="preserve"> [</w:t>
+      </w:r>
+      <w:r>
+        <w:rPr>
+          <w:rFonts w:ascii="Arial" w:hAnsi="Arial"/>
+          <w:color w:val="000000"/>
+          <w:sz w:val="18"/>
+          <w:highlight w:val="lightGray"/>
+        </w:rPr>
+        <w:t>6</w:t>
+      </w:r>
+      <w:r>
+        <w:rPr>
+          <w:rFonts w:ascii="Arial" w:hAnsi="Arial"/>
+          <w:color w:val="000000"/>
+          <w:sz w:val="18"/>
+          <w:highlight w:val="lightGray"/>
+        </w:rPr>
+        <w:t>/1/2026]</w:t>
       </w:r>
     </w:p>
     <w:p>
@@ -160,7 +198,7 @@
           <w:rFonts w:ascii="Roboto Mono" w:hAnsi="Roboto Mono"/>
         </w:rPr>
         <w:pict w14:anchorId="34214A5F">
-          <v:rect id="_x0000_i1109" style="width:0;height:1.5pt" o:hralign="center" o:hrstd="t" o:hr="t" fillcolor="#a0a0a0" stroked="f"/>
+          <v:rect id="_x0000_i1025" style="width:0;height:1.5pt" o:hralign="center" o:hrstd="t" o:hr="t" fillcolor="#a0a0a0" stroked="f"/>
         </w:pict>
       </w:r>
     </w:p>
@@ -196,7 +234,27 @@
           <w:sz w:val="18"/>
           <w:highlight w:val="lightGray"/>
         </w:rPr>
-        <w:t xml:space="preserve">: Persons Table -&gt; ID Column: 1, Name_En Column: Motasem Essam] -&gt; </w:t>
+        <w:t xml:space="preserve">: Persons Table -&gt; ID Column: 1, </w:t>
+      </w:r>
+      <w:proofErr w:type="spellStart"/>
+      <w:r>
+        <w:rPr>
+          <w:rFonts w:ascii="Arial" w:hAnsi="Arial"/>
+          <w:color w:val="000000"/>
+          <w:sz w:val="18"/>
+          <w:highlight w:val="lightGray"/>
+        </w:rPr>
+        <w:t>Name_En</w:t>
+      </w:r>
+      <w:proofErr w:type="spellEnd"/>
+      <w:r>
+        <w:rPr>
+          <w:rFonts w:ascii="Arial" w:hAnsi="Arial"/>
+          <w:color w:val="000000"/>
+          <w:sz w:val="18"/>
+          <w:highlight w:val="lightGray"/>
+        </w:rPr>
+        <w:t xml:space="preserve"> Column: Motasem Essam] -&gt; </w:t>
       </w:r>
       <w:r>
         <w:rPr>
@@ -252,7 +310,7 @@
           <w:sz w:val="18"/>
           <w:highlight w:val="lightGray"/>
         </w:rPr>
-        <w:t xml:space="preserve"> [5/31/2026]</w:t>
+        <w:t xml:space="preserve"> [6/1/2026]</w:t>
       </w:r>
     </w:p>
     <w:p>
@@ -385,7 +443,7 @@
           <w:rFonts w:ascii="Roboto Mono" w:hAnsi="Roboto Mono"/>
         </w:rPr>
         <w:pict w14:anchorId="7C2EECE2">
-          <v:rect id="_x0000_i1110" style="width:0;height:1.5pt" o:hralign="center" o:hrstd="t" o:hr="t" fillcolor="#a0a0a0" stroked="f"/>
+          <v:rect id="_x0000_i1026" style="width:0;height:1.5pt" o:hralign="center" o:hrstd="t" o:hr="t" fillcolor="#a0a0a0" stroked="f"/>
         </w:pict>
       </w:r>
     </w:p>
@@ -421,7 +479,27 @@
           <w:sz w:val="18"/>
           <w:highlight w:val="lightGray"/>
         </w:rPr>
-        <w:t xml:space="preserve">: Persons Table -&gt; ID Column: 1, Name_En Column: Motasem Essam] -&gt; </w:t>
+        <w:t xml:space="preserve">: Persons Table -&gt; ID Column: 1, </w:t>
+      </w:r>
+      <w:proofErr w:type="spellStart"/>
+      <w:r>
+        <w:rPr>
+          <w:rFonts w:ascii="Arial" w:hAnsi="Arial"/>
+          <w:color w:val="000000"/>
+          <w:sz w:val="18"/>
+          <w:highlight w:val="lightGray"/>
+        </w:rPr>
+        <w:t>Name_En</w:t>
+      </w:r>
+      <w:proofErr w:type="spellEnd"/>
+      <w:r>
+        <w:rPr>
+          <w:rFonts w:ascii="Arial" w:hAnsi="Arial"/>
+          <w:color w:val="000000"/>
+          <w:sz w:val="18"/>
+          <w:highlight w:val="lightGray"/>
+        </w:rPr>
+        <w:t xml:space="preserve"> Column: Motasem Essam] -&gt; </w:t>
       </w:r>
       <w:r>
         <w:rPr>
@@ -477,7 +555,7 @@
           <w:sz w:val="18"/>
           <w:highlight w:val="lightGray"/>
         </w:rPr>
-        <w:t xml:space="preserve"> [5/31/2026]</w:t>
+        <w:t xml:space="preserve"> [6/1/2026]</w:t>
       </w:r>
     </w:p>
     <w:p>
@@ -604,7 +682,7 @@
           <w:rFonts w:ascii="Roboto Mono" w:hAnsi="Roboto Mono"/>
         </w:rPr>
         <w:pict w14:anchorId="2F429A28">
-          <v:rect id="_x0000_i1111" style="width:0;height:1.5pt" o:hralign="center" o:hrstd="t" o:hr="t" fillcolor="#a0a0a0" stroked="f"/>
+          <v:rect id="_x0000_i1027" style="width:0;height:1.5pt" o:hralign="center" o:hrstd="t" o:hr="t" fillcolor="#a0a0a0" stroked="f"/>
         </w:pict>
       </w:r>
     </w:p>
@@ -648,7 +726,27 @@
           <w:sz w:val="18"/>
           <w:highlight w:val="lightGray"/>
         </w:rPr>
-        <w:t xml:space="preserve">: Persons Table -&gt; ID Column: 1, Name_En Column: Motasem Essam] -&gt; </w:t>
+        <w:t xml:space="preserve">: Persons Table -&gt; ID Column: 1, </w:t>
+      </w:r>
+      <w:proofErr w:type="spellStart"/>
+      <w:r>
+        <w:rPr>
+          <w:rFonts w:ascii="Arial" w:hAnsi="Arial"/>
+          <w:color w:val="000000"/>
+          <w:sz w:val="18"/>
+          <w:highlight w:val="lightGray"/>
+        </w:rPr>
+        <w:t>Name_En</w:t>
+      </w:r>
+      <w:proofErr w:type="spellEnd"/>
+      <w:r>
+        <w:rPr>
+          <w:rFonts w:ascii="Arial" w:hAnsi="Arial"/>
+          <w:color w:val="000000"/>
+          <w:sz w:val="18"/>
+          <w:highlight w:val="lightGray"/>
+        </w:rPr>
+        <w:t xml:space="preserve"> Column: Motasem Essam] -&gt; </w:t>
       </w:r>
       <w:r>
         <w:rPr>
@@ -704,7 +802,7 @@
           <w:sz w:val="18"/>
           <w:highlight w:val="lightGray"/>
         </w:rPr>
-        <w:t xml:space="preserve"> [5/31/2026]</w:t>
+        <w:t xml:space="preserve"> [6/1/2026]</w:t>
       </w:r>
     </w:p>
     <w:p>
@@ -752,7 +850,7 @@
           <w:rFonts w:ascii="Roboto Mono" w:hAnsi="Roboto Mono"/>
         </w:rPr>
         <w:pict w14:anchorId="2920B458">
-          <v:rect id="_x0000_i1112" style="width:0;height:1.5pt" o:hralign="center" o:hrstd="t" o:hr="t" fillcolor="#a0a0a0" stroked="f"/>
+          <v:rect id="_x0000_i1028" style="width:0;height:1.5pt" o:hralign="center" o:hrstd="t" o:hr="t" fillcolor="#a0a0a0" stroked="f"/>
         </w:pict>
       </w:r>
     </w:p>
@@ -782,7 +880,27 @@
           <w:sz w:val="18"/>
           <w:highlight w:val="lightGray"/>
         </w:rPr>
-        <w:t xml:space="preserve">: Persons Table -&gt; ID Column: 1, Name_En Column: Motasem Essam] -&gt; </w:t>
+        <w:t xml:space="preserve">: Persons Table -&gt; ID Column: 1, </w:t>
+      </w:r>
+      <w:proofErr w:type="spellStart"/>
+      <w:r>
+        <w:rPr>
+          <w:rFonts w:ascii="Arial" w:hAnsi="Arial"/>
+          <w:color w:val="000000"/>
+          <w:sz w:val="18"/>
+          <w:highlight w:val="lightGray"/>
+        </w:rPr>
+        <w:t>Name_En</w:t>
+      </w:r>
+      <w:proofErr w:type="spellEnd"/>
+      <w:r>
+        <w:rPr>
+          <w:rFonts w:ascii="Arial" w:hAnsi="Arial"/>
+          <w:color w:val="000000"/>
+          <w:sz w:val="18"/>
+          <w:highlight w:val="lightGray"/>
+        </w:rPr>
+        <w:t xml:space="preserve"> Column: Motasem Essam] -&gt; </w:t>
       </w:r>
       <w:r>
         <w:rPr>
@@ -838,7 +956,7 @@
           <w:sz w:val="18"/>
           <w:highlight w:val="lightGray"/>
         </w:rPr>
-        <w:t xml:space="preserve"> [5/31/2026]</w:t>
+        <w:t xml:space="preserve"> [6/1/2026]</w:t>
       </w:r>
     </w:p>
     <w:p>
@@ -903,7 +1021,7 @@
           <w:rFonts w:ascii="Roboto Mono" w:hAnsi="Roboto Mono"/>
         </w:rPr>
         <w:pict w14:anchorId="66B35634">
-          <v:rect id="_x0000_i1113" style="width:0;height:1.5pt" o:hralign="center" o:hrstd="t" o:hr="t" fillcolor="#a0a0a0" stroked="f"/>
+          <v:rect id="_x0000_i1029" style="width:0;height:1.5pt" o:hralign="center" o:hrstd="t" o:hr="t" fillcolor="#a0a0a0" stroked="f"/>
         </w:pict>
       </w:r>
     </w:p>
@@ -933,7 +1051,27 @@
           <w:sz w:val="18"/>
           <w:highlight w:val="lightGray"/>
         </w:rPr>
-        <w:t xml:space="preserve">: Persons Table -&gt; ID Column: 1, Name_En Column: Motasem Essam] -&gt; </w:t>
+        <w:t xml:space="preserve">: Persons Table -&gt; ID Column: 1, </w:t>
+      </w:r>
+      <w:proofErr w:type="spellStart"/>
+      <w:r>
+        <w:rPr>
+          <w:rFonts w:ascii="Arial" w:hAnsi="Arial"/>
+          <w:color w:val="000000"/>
+          <w:sz w:val="18"/>
+          <w:highlight w:val="lightGray"/>
+        </w:rPr>
+        <w:t>Name_En</w:t>
+      </w:r>
+      <w:proofErr w:type="spellEnd"/>
+      <w:r>
+        <w:rPr>
+          <w:rFonts w:ascii="Arial" w:hAnsi="Arial"/>
+          <w:color w:val="000000"/>
+          <w:sz w:val="18"/>
+          <w:highlight w:val="lightGray"/>
+        </w:rPr>
+        <w:t xml:space="preserve"> Column: Motasem Essam] -&gt; </w:t>
       </w:r>
       <w:r>
         <w:rPr>
@@ -989,7 +1127,7 @@
           <w:sz w:val="18"/>
           <w:highlight w:val="lightGray"/>
         </w:rPr>
-        <w:t xml:space="preserve"> [5/31/2026]</w:t>
+        <w:t xml:space="preserve"> [6/1/2026]</w:t>
       </w:r>
     </w:p>
     <w:p>
@@ -1071,7 +1209,7 @@
           <w:rFonts w:ascii="Roboto Mono" w:hAnsi="Roboto Mono"/>
         </w:rPr>
         <w:pict w14:anchorId="08FEF89D">
-          <v:rect id="_x0000_i1114" style="width:0;height:1.5pt" o:hralign="center" o:hrstd="t" o:hr="t" fillcolor="#a0a0a0" stroked="f"/>
+          <v:rect id="_x0000_i1030" style="width:0;height:1.5pt" o:hralign="center" o:hrstd="t" o:hr="t" fillcolor="#a0a0a0" stroked="f"/>
         </w:pict>
       </w:r>
     </w:p>
@@ -1102,7 +1240,27 @@
           <w:sz w:val="18"/>
           <w:highlight w:val="lightGray"/>
         </w:rPr>
-        <w:t xml:space="preserve">: Persons Table -&gt; ID Column: 1, Name_En Column: Motasem Essam] -&gt; </w:t>
+        <w:t xml:space="preserve">: Persons Table -&gt; ID Column: 1, </w:t>
+      </w:r>
+      <w:proofErr w:type="spellStart"/>
+      <w:r>
+        <w:rPr>
+          <w:rFonts w:ascii="Arial" w:hAnsi="Arial"/>
+          <w:color w:val="000000"/>
+          <w:sz w:val="18"/>
+          <w:highlight w:val="lightGray"/>
+        </w:rPr>
+        <w:t>Name_En</w:t>
+      </w:r>
+      <w:proofErr w:type="spellEnd"/>
+      <w:r>
+        <w:rPr>
+          <w:rFonts w:ascii="Arial" w:hAnsi="Arial"/>
+          <w:color w:val="000000"/>
+          <w:sz w:val="18"/>
+          <w:highlight w:val="lightGray"/>
+        </w:rPr>
+        <w:t xml:space="preserve"> Column: Motasem Essam] -&gt; </w:t>
       </w:r>
       <w:r>
         <w:rPr>
@@ -1158,7 +1316,7 @@
           <w:sz w:val="18"/>
           <w:highlight w:val="lightGray"/>
         </w:rPr>
-        <w:t xml:space="preserve"> [5/31/2026]</w:t>
+        <w:t xml:space="preserve"> [6/1/2026]</w:t>
       </w:r>
     </w:p>
     <w:p>
@@ -1240,7 +1398,7 @@
           <w:rFonts w:ascii="Roboto Mono" w:hAnsi="Roboto Mono"/>
         </w:rPr>
         <w:pict w14:anchorId="38944BD8">
-          <v:rect id="_x0000_i1115" style="width:0;height:1.5pt" o:hralign="center" o:hrstd="t" o:hr="t" fillcolor="#a0a0a0" stroked="f"/>
+          <v:rect id="_x0000_i1031" style="width:0;height:1.5pt" o:hralign="center" o:hrstd="t" o:hr="t" fillcolor="#a0a0a0" stroked="f"/>
         </w:pict>
       </w:r>
     </w:p>
@@ -1270,7 +1428,27 @@
           <w:sz w:val="18"/>
           <w:highlight w:val="lightGray"/>
         </w:rPr>
-        <w:t xml:space="preserve">: Persons Table -&gt; ID Column: 1, Name_En Column: Motasem Essam] -&gt; </w:t>
+        <w:t xml:space="preserve">: Persons Table -&gt; ID Column: 1, </w:t>
+      </w:r>
+      <w:proofErr w:type="spellStart"/>
+      <w:r>
+        <w:rPr>
+          <w:rFonts w:ascii="Arial" w:hAnsi="Arial"/>
+          <w:color w:val="000000"/>
+          <w:sz w:val="18"/>
+          <w:highlight w:val="lightGray"/>
+        </w:rPr>
+        <w:t>Name_En</w:t>
+      </w:r>
+      <w:proofErr w:type="spellEnd"/>
+      <w:r>
+        <w:rPr>
+          <w:rFonts w:ascii="Arial" w:hAnsi="Arial"/>
+          <w:color w:val="000000"/>
+          <w:sz w:val="18"/>
+          <w:highlight w:val="lightGray"/>
+        </w:rPr>
+        <w:t xml:space="preserve"> Column: Motasem Essam] -&gt; </w:t>
       </w:r>
       <w:r>
         <w:rPr>
@@ -1326,7 +1504,7 @@
           <w:sz w:val="18"/>
           <w:highlight w:val="lightGray"/>
         </w:rPr>
-        <w:t xml:space="preserve"> [5/31/2026]</w:t>
+        <w:t xml:space="preserve"> [6/1/2026]</w:t>
       </w:r>
     </w:p>
     <w:p>
@@ -1408,7 +1586,7 @@
           <w:rFonts w:ascii="Roboto Mono" w:hAnsi="Roboto Mono"/>
         </w:rPr>
         <w:pict w14:anchorId="2C2E68C6">
-          <v:rect id="_x0000_i1116" style="width:0;height:1.5pt" o:hralign="center" o:hrstd="t" o:hr="t" fillcolor="#a0a0a0" stroked="f"/>
+          <v:rect id="_x0000_i1032" style="width:0;height:1.5pt" o:hralign="center" o:hrstd="t" o:hr="t" fillcolor="#a0a0a0" stroked="f"/>
         </w:pict>
       </w:r>
     </w:p>
@@ -1438,7 +1616,27 @@
           <w:sz w:val="18"/>
           <w:highlight w:val="lightGray"/>
         </w:rPr>
-        <w:t xml:space="preserve">: Persons Table -&gt; ID Column: 1, Name_En Column: Motasem Essam] -&gt; </w:t>
+        <w:t xml:space="preserve">: Persons Table -&gt; ID Column: 1, </w:t>
+      </w:r>
+      <w:proofErr w:type="spellStart"/>
+      <w:r>
+        <w:rPr>
+          <w:rFonts w:ascii="Arial" w:hAnsi="Arial"/>
+          <w:color w:val="000000"/>
+          <w:sz w:val="18"/>
+          <w:highlight w:val="lightGray"/>
+        </w:rPr>
+        <w:t>Name_En</w:t>
+      </w:r>
+      <w:proofErr w:type="spellEnd"/>
+      <w:r>
+        <w:rPr>
+          <w:rFonts w:ascii="Arial" w:hAnsi="Arial"/>
+          <w:color w:val="000000"/>
+          <w:sz w:val="18"/>
+          <w:highlight w:val="lightGray"/>
+        </w:rPr>
+        <w:t xml:space="preserve"> Column: Motasem Essam] -&gt; </w:t>
       </w:r>
       <w:r>
         <w:rPr>
@@ -1494,7 +1692,7 @@
           <w:sz w:val="18"/>
           <w:highlight w:val="lightGray"/>
         </w:rPr>
-        <w:t xml:space="preserve"> [5/31/2026]</w:t>
+        <w:t xml:space="preserve"> [6/1/2026]</w:t>
       </w:r>
     </w:p>
     <w:p>
@@ -1559,7 +1757,7 @@
           <w:rFonts w:ascii="Roboto Mono" w:hAnsi="Roboto Mono"/>
         </w:rPr>
         <w:pict w14:anchorId="0B763C77">
-          <v:rect id="_x0000_i1117" style="width:0;height:1.5pt" o:hralign="center" o:hrstd="t" o:hr="t" fillcolor="#a0a0a0" stroked="f"/>
+          <v:rect id="_x0000_i1033" style="width:0;height:1.5pt" o:hralign="center" o:hrstd="t" o:hr="t" fillcolor="#a0a0a0" stroked="f"/>
         </w:pict>
       </w:r>
     </w:p>
@@ -1595,7 +1793,27 @@
           <w:sz w:val="18"/>
           <w:highlight w:val="lightGray"/>
         </w:rPr>
-        <w:t xml:space="preserve">: Persons Table -&gt; ID Column: 1, Name_En Column: Motasem Essam] -&gt; </w:t>
+        <w:t xml:space="preserve">: Persons Table -&gt; ID Column: 1, </w:t>
+      </w:r>
+      <w:proofErr w:type="spellStart"/>
+      <w:r>
+        <w:rPr>
+          <w:rFonts w:ascii="Arial" w:hAnsi="Arial"/>
+          <w:color w:val="000000"/>
+          <w:sz w:val="18"/>
+          <w:highlight w:val="lightGray"/>
+        </w:rPr>
+        <w:t>Name_En</w:t>
+      </w:r>
+      <w:proofErr w:type="spellEnd"/>
+      <w:r>
+        <w:rPr>
+          <w:rFonts w:ascii="Arial" w:hAnsi="Arial"/>
+          <w:color w:val="000000"/>
+          <w:sz w:val="18"/>
+          <w:highlight w:val="lightGray"/>
+        </w:rPr>
+        <w:t xml:space="preserve"> Column: Motasem Essam] -&gt; </w:t>
       </w:r>
       <w:r>
         <w:rPr>
@@ -1651,7 +1869,7 @@
           <w:sz w:val="18"/>
           <w:highlight w:val="lightGray"/>
         </w:rPr>
-        <w:t xml:space="preserve"> [5/31/2026]</w:t>
+        <w:t xml:space="preserve"> [6/1/2026]</w:t>
       </w:r>
     </w:p>
     <w:p>
@@ -1764,7 +1982,7 @@
           <w:rFonts w:ascii="Roboto Mono" w:hAnsi="Roboto Mono"/>
         </w:rPr>
         <w:pict w14:anchorId="51FA4E1D">
-          <v:rect id="_x0000_i1118" style="width:0;height:1.5pt" o:hralign="center" o:hrstd="t" o:hr="t" fillcolor="#a0a0a0" stroked="f"/>
+          <v:rect id="_x0000_i1034" style="width:0;height:1.5pt" o:hralign="center" o:hrstd="t" o:hr="t" fillcolor="#a0a0a0" stroked="f"/>
         </w:pict>
       </w:r>
     </w:p>
@@ -1800,7 +2018,27 @@
           <w:sz w:val="18"/>
           <w:highlight w:val="lightGray"/>
         </w:rPr>
-        <w:t xml:space="preserve">: Persons Table -&gt; ID Column: 1, Name_En Column: Motasem Essam] -&gt; </w:t>
+        <w:t xml:space="preserve">: Persons Table -&gt; ID Column: 1, </w:t>
+      </w:r>
+      <w:proofErr w:type="spellStart"/>
+      <w:r>
+        <w:rPr>
+          <w:rFonts w:ascii="Arial" w:hAnsi="Arial"/>
+          <w:color w:val="000000"/>
+          <w:sz w:val="18"/>
+          <w:highlight w:val="lightGray"/>
+        </w:rPr>
+        <w:t>Name_En</w:t>
+      </w:r>
+      <w:proofErr w:type="spellEnd"/>
+      <w:r>
+        <w:rPr>
+          <w:rFonts w:ascii="Arial" w:hAnsi="Arial"/>
+          <w:color w:val="000000"/>
+          <w:sz w:val="18"/>
+          <w:highlight w:val="lightGray"/>
+        </w:rPr>
+        <w:t xml:space="preserve"> Column: Motasem Essam] -&gt; </w:t>
       </w:r>
       <w:r>
         <w:rPr>
@@ -1856,7 +2094,7 @@
           <w:sz w:val="18"/>
           <w:highlight w:val="lightGray"/>
         </w:rPr>
-        <w:t xml:space="preserve"> [5/31/2026]</w:t>
+        <w:t xml:space="preserve"> [6/1/2026]</w:t>
       </w:r>
     </w:p>
     <w:p>
@@ -1950,7 +2188,7 @@
         <w:rPr>
           <w:rFonts w:ascii="Roboto Mono" w:hAnsi="Roboto Mono"/>
         </w:rPr>
-        <w:t xml:space="preserve">Docker </w:t>
+        <w:t>XAMPP </w:t>
       </w:r>
     </w:p>
     <w:p>
@@ -1967,7 +2205,7 @@
         <w:rPr>
           <w:rFonts w:ascii="Roboto Mono" w:hAnsi="Roboto Mono"/>
         </w:rPr>
-        <w:t xml:space="preserve">Kubernetes </w:t>
+        <w:t xml:space="preserve">Docker </w:t>
       </w:r>
     </w:p>
     <w:p>
@@ -1984,7 +2222,7 @@
         <w:rPr>
           <w:rFonts w:ascii="Roboto Mono" w:hAnsi="Roboto Mono"/>
         </w:rPr>
-        <w:t xml:space="preserve">AWS / Azure / Google Cloud </w:t>
+        <w:t xml:space="preserve">Kubernetes </w:t>
       </w:r>
     </w:p>
     <w:p>
@@ -2001,6 +2239,23 @@
         <w:rPr>
           <w:rFonts w:ascii="Roboto Mono" w:hAnsi="Roboto Mono"/>
         </w:rPr>
+        <w:t xml:space="preserve">AWS / Azure / Google Cloud </w:t>
+      </w:r>
+    </w:p>
+    <w:p>
+      <w:pPr>
+        <w:numPr>
+          <w:ilvl w:val="0"/>
+          <w:numId w:val="9"/>
+        </w:numPr>
+        <w:rPr>
+          <w:rFonts w:ascii="Roboto Mono" w:hAnsi="Roboto Mono"/>
+        </w:rPr>
+      </w:pPr>
+      <w:r>
+        <w:rPr>
+          <w:rFonts w:ascii="Roboto Mono" w:hAnsi="Roboto Mono"/>
+        </w:rPr>
         <w:t xml:space="preserve">Monitoring tools (Prometheus, Grafana) </w:t>
       </w:r>
     </w:p>
@@ -2015,7 +2270,7 @@
           <w:rFonts w:ascii="Roboto Mono" w:hAnsi="Roboto Mono"/>
         </w:rPr>
         <w:pict w14:anchorId="0A9380CF">
-          <v:rect id="_x0000_i1119" style="width:0;height:1.5pt" o:hralign="center" o:hrstd="t" o:hr="t" fillcolor="#a0a0a0" stroked="f"/>
+          <v:rect id="_x0000_i1035" style="width:0;height:1.5pt" o:hralign="center" o:hrstd="t" o:hr="t" fillcolor="#a0a0a0" stroked="f"/>
         </w:pict>
       </w:r>
     </w:p>
@@ -2051,7 +2306,27 @@
           <w:sz w:val="18"/>
           <w:highlight w:val="lightGray"/>
         </w:rPr>
-        <w:t xml:space="preserve">: Persons Table -&gt; ID Column: 1, Name_En Column: Motasem Essam] -&gt; </w:t>
+        <w:t xml:space="preserve">: Persons Table -&gt; ID Column: 1, </w:t>
+      </w:r>
+      <w:proofErr w:type="spellStart"/>
+      <w:r>
+        <w:rPr>
+          <w:rFonts w:ascii="Arial" w:hAnsi="Arial"/>
+          <w:color w:val="000000"/>
+          <w:sz w:val="18"/>
+          <w:highlight w:val="lightGray"/>
+        </w:rPr>
+        <w:t>Name_En</w:t>
+      </w:r>
+      <w:proofErr w:type="spellEnd"/>
+      <w:r>
+        <w:rPr>
+          <w:rFonts w:ascii="Arial" w:hAnsi="Arial"/>
+          <w:color w:val="000000"/>
+          <w:sz w:val="18"/>
+          <w:highlight w:val="lightGray"/>
+        </w:rPr>
+        <w:t xml:space="preserve"> Column: Motasem Essam] -&gt; </w:t>
       </w:r>
       <w:r>
         <w:rPr>
@@ -2107,7 +2382,7 @@
           <w:sz w:val="18"/>
           <w:highlight w:val="lightGray"/>
         </w:rPr>
-        <w:t xml:space="preserve"> [5/31/2026]</w:t>
+        <w:t xml:space="preserve"> [6/1/2026]</w:t>
       </w:r>
     </w:p>
     <w:p>
@@ -2192,6 +2467,7 @@
         <w:rPr>
           <w:rFonts w:ascii="Roboto Mono" w:hAnsi="Roboto Mono"/>
         </w:rPr>
+        <w:lastRenderedPageBreak/>
         <w:t xml:space="preserve">Banking systems </w:t>
       </w:r>
     </w:p>
@@ -2209,7 +2485,6 @@
         <w:rPr>
           <w:rFonts w:ascii="Roboto Mono" w:hAnsi="Roboto Mono"/>
         </w:rPr>
-        <w:lastRenderedPageBreak/>
         <w:t xml:space="preserve">Mobile apps backend </w:t>
       </w:r>
     </w:p>
@@ -2224,7 +2499,7 @@
           <w:rFonts w:ascii="Roboto Mono" w:hAnsi="Roboto Mono"/>
         </w:rPr>
         <w:pict w14:anchorId="57C1499C">
-          <v:rect id="_x0000_i1120" style="width:0;height:1.5pt" o:hralign="center" o:hrstd="t" o:hr="t" fillcolor="#a0a0a0" stroked="f"/>
+          <v:rect id="_x0000_i1036" style="width:0;height:1.5pt" o:hralign="center" o:hrstd="t" o:hr="t" fillcolor="#a0a0a0" stroked="f"/>
         </w:pict>
       </w:r>
     </w:p>
@@ -2260,7 +2535,27 @@
           <w:sz w:val="18"/>
           <w:highlight w:val="lightGray"/>
         </w:rPr>
-        <w:t xml:space="preserve">: Persons Table -&gt; ID Column: 1, Name_En Column: Motasem Essam] -&gt; </w:t>
+        <w:t xml:space="preserve">: Persons Table -&gt; ID Column: 1, </w:t>
+      </w:r>
+      <w:proofErr w:type="spellStart"/>
+      <w:r>
+        <w:rPr>
+          <w:rFonts w:ascii="Arial" w:hAnsi="Arial"/>
+          <w:color w:val="000000"/>
+          <w:sz w:val="18"/>
+          <w:highlight w:val="lightGray"/>
+        </w:rPr>
+        <w:t>Name_En</w:t>
+      </w:r>
+      <w:proofErr w:type="spellEnd"/>
+      <w:r>
+        <w:rPr>
+          <w:rFonts w:ascii="Arial" w:hAnsi="Arial"/>
+          <w:color w:val="000000"/>
+          <w:sz w:val="18"/>
+          <w:highlight w:val="lightGray"/>
+        </w:rPr>
+        <w:t xml:space="preserve"> Column: Motasem Essam] -&gt; </w:t>
       </w:r>
       <w:r>
         <w:rPr>
@@ -2316,7 +2611,7 @@
           <w:sz w:val="18"/>
           <w:highlight w:val="lightGray"/>
         </w:rPr>
-        <w:t xml:space="preserve"> [5/31/2026]</w:t>
+        <w:t xml:space="preserve"> [6/1/2026]</w:t>
       </w:r>
     </w:p>
     <w:p>
@@ -2472,7 +2767,7 @@
           <w:rFonts w:ascii="Roboto Mono" w:hAnsi="Roboto Mono"/>
         </w:rPr>
         <w:pict w14:anchorId="2D31B94B">
-          <v:rect id="_x0000_i1121" style="width:0;height:1.5pt" o:hralign="center" o:hrstd="t" o:hr="t" fillcolor="#a0a0a0" stroked="f"/>
+          <v:rect id="_x0000_i1037" style="width:0;height:1.5pt" o:hralign="center" o:hrstd="t" o:hr="t" fillcolor="#a0a0a0" stroked="f"/>
         </w:pict>
       </w:r>
     </w:p>
@@ -2508,7 +2803,27 @@
           <w:sz w:val="18"/>
           <w:highlight w:val="lightGray"/>
         </w:rPr>
-        <w:t xml:space="preserve">: Persons Table -&gt; ID Column: 1, Name_En Column: Motasem Essam] -&gt; </w:t>
+        <w:t xml:space="preserve">: Persons Table -&gt; ID Column: 1, </w:t>
+      </w:r>
+      <w:proofErr w:type="spellStart"/>
+      <w:r>
+        <w:rPr>
+          <w:rFonts w:ascii="Arial" w:hAnsi="Arial"/>
+          <w:color w:val="000000"/>
+          <w:sz w:val="18"/>
+          <w:highlight w:val="lightGray"/>
+        </w:rPr>
+        <w:t>Name_En</w:t>
+      </w:r>
+      <w:proofErr w:type="spellEnd"/>
+      <w:r>
+        <w:rPr>
+          <w:rFonts w:ascii="Arial" w:hAnsi="Arial"/>
+          <w:color w:val="000000"/>
+          <w:sz w:val="18"/>
+          <w:highlight w:val="lightGray"/>
+        </w:rPr>
+        <w:t xml:space="preserve"> Column: Motasem Essam] -&gt; </w:t>
       </w:r>
       <w:r>
         <w:rPr>
@@ -2564,7 +2879,7 @@
           <w:sz w:val="18"/>
           <w:highlight w:val="lightGray"/>
         </w:rPr>
-        <w:t xml:space="preserve"> [5/31/2026]</w:t>
+        <w:t xml:space="preserve"> [6/1/2026]</w:t>
       </w:r>
     </w:p>
     <w:p>
@@ -2676,7 +2991,7 @@
           <w:rFonts w:ascii="Roboto Mono" w:hAnsi="Roboto Mono"/>
         </w:rPr>
         <w:pict w14:anchorId="679E40FE">
-          <v:rect id="_x0000_i1122" style="width:0;height:1.5pt" o:hralign="center" o:hrstd="t" o:hr="t" fillcolor="#a0a0a0" stroked="f"/>
+          <v:rect id="_x0000_i1038" style="width:0;height:1.5pt" o:hralign="center" o:hrstd="t" o:hr="t" fillcolor="#a0a0a0" stroked="f"/>
         </w:pict>
       </w:r>
     </w:p>
@@ -2713,7 +3028,27 @@
           <w:sz w:val="18"/>
           <w:highlight w:val="lightGray"/>
         </w:rPr>
-        <w:t xml:space="preserve">: Persons Table -&gt; ID Column: 1, Name_En Column: Motasem Essam] -&gt; </w:t>
+        <w:t xml:space="preserve">: Persons Table -&gt; ID Column: 1, </w:t>
+      </w:r>
+      <w:proofErr w:type="spellStart"/>
+      <w:r>
+        <w:rPr>
+          <w:rFonts w:ascii="Arial" w:hAnsi="Arial"/>
+          <w:color w:val="000000"/>
+          <w:sz w:val="18"/>
+          <w:highlight w:val="lightGray"/>
+        </w:rPr>
+        <w:t>Name_En</w:t>
+      </w:r>
+      <w:proofErr w:type="spellEnd"/>
+      <w:r>
+        <w:rPr>
+          <w:rFonts w:ascii="Arial" w:hAnsi="Arial"/>
+          <w:color w:val="000000"/>
+          <w:sz w:val="18"/>
+          <w:highlight w:val="lightGray"/>
+        </w:rPr>
+        <w:t xml:space="preserve"> Column: Motasem Essam] -&gt; </w:t>
       </w:r>
       <w:r>
         <w:rPr>
@@ -2769,7 +3104,7 @@
           <w:sz w:val="18"/>
           <w:highlight w:val="lightGray"/>
         </w:rPr>
-        <w:t xml:space="preserve"> [5/31/2026]</w:t>
+        <w:t xml:space="preserve"> [6/1/2026]</w:t>
       </w:r>
     </w:p>
     <w:p>
